--- a/亚德客管理培训/随堂测试试卷/《个体及群体行为分析&问题分析与解决》随堂测试试卷A.docx
+++ b/亚德客管理培训/随堂测试试卷/《个体及群体行为分析&问题分析与解决》随堂测试试卷A.docx
@@ -281,23 +281,183 @@
         <w:bidi w:val="0"/>
         <w:adjustRightInd/>
         <w:snapToGrid/>
-        <w:spacing w:before="0" w:after="40" w:line="360" w:lineRule="auto"/>
+        <w:spacing w:before="0" w:after="20" w:line="360" w:lineRule="auto"/>
         <w:jc w:val="both"/>
         <w:textAlignment w:val="auto"/>
         <w:rPr>
-          <w:sz w:val="28"/>
+          <w:rFonts w:ascii="宋体" w:hAnsi="宋体" w:eastAsia="宋体"/>
+          <w:sz w:val="24"/>
           <w:szCs w:val="28"/>
         </w:rPr>
       </w:pPr>
-      <w:r>
+    </w:p>
+    <w:p>
+      <w:pPr>
+        <w:keepNext w:val="0"/>
+        <w:keepLines w:val="0"/>
+        <w:pageBreakBefore w:val="0"/>
+        <w:kinsoku/>
+        <w:wordWrap/>
+        <w:overflowPunct/>
+        <w:topLinePunct w:val="0"/>
+        <w:autoSpaceDE/>
+        <w:autoSpaceDN/>
+        <w:bidi w:val="0"/>
+        <w:adjustRightInd/>
+        <w:snapToGrid/>
+        <w:spacing w:before="0" w:after="20" w:line="360" w:lineRule="auto"/>
+        <w:jc w:val="both"/>
+        <w:textAlignment w:val="auto"/>
         <w:rPr>
           <w:rFonts w:ascii="宋体" w:hAnsi="宋体" w:eastAsia="宋体"/>
-          <w:b w:val="0"/>
           <w:sz w:val="24"/>
           <w:szCs w:val="28"/>
         </w:rPr>
-        <w:t xml:space="preserve">答：______________________________________________________________</w:t>
-      </w:r>
+      </w:pPr>
+    </w:p>
+    <w:p>
+      <w:pPr>
+        <w:keepNext w:val="0"/>
+        <w:keepLines w:val="0"/>
+        <w:pageBreakBefore w:val="0"/>
+        <w:kinsoku/>
+        <w:wordWrap/>
+        <w:overflowPunct/>
+        <w:topLinePunct w:val="0"/>
+        <w:autoSpaceDE/>
+        <w:autoSpaceDN/>
+        <w:bidi w:val="0"/>
+        <w:adjustRightInd/>
+        <w:snapToGrid/>
+        <w:spacing w:before="0" w:after="20" w:line="360" w:lineRule="auto"/>
+        <w:jc w:val="both"/>
+        <w:textAlignment w:val="auto"/>
+        <w:rPr>
+          <w:rFonts w:ascii="宋体" w:hAnsi="宋体" w:eastAsia="宋体"/>
+          <w:sz w:val="24"/>
+          <w:szCs w:val="28"/>
+        </w:rPr>
+      </w:pPr>
+    </w:p>
+    <w:p>
+      <w:pPr>
+        <w:keepNext w:val="0"/>
+        <w:keepLines w:val="0"/>
+        <w:pageBreakBefore w:val="0"/>
+        <w:kinsoku/>
+        <w:wordWrap/>
+        <w:overflowPunct/>
+        <w:topLinePunct w:val="0"/>
+        <w:autoSpaceDE/>
+        <w:autoSpaceDN/>
+        <w:bidi w:val="0"/>
+        <w:adjustRightInd/>
+        <w:snapToGrid/>
+        <w:spacing w:before="0" w:after="20" w:line="360" w:lineRule="auto"/>
+        <w:jc w:val="both"/>
+        <w:textAlignment w:val="auto"/>
+        <w:rPr>
+          <w:rFonts w:ascii="宋体" w:hAnsi="宋体" w:eastAsia="宋体"/>
+          <w:sz w:val="24"/>
+          <w:szCs w:val="28"/>
+        </w:rPr>
+      </w:pPr>
+    </w:p>
+    <w:p>
+      <w:pPr>
+        <w:keepNext w:val="0"/>
+        <w:keepLines w:val="0"/>
+        <w:pageBreakBefore w:val="0"/>
+        <w:kinsoku/>
+        <w:wordWrap/>
+        <w:overflowPunct/>
+        <w:topLinePunct w:val="0"/>
+        <w:autoSpaceDE/>
+        <w:autoSpaceDN/>
+        <w:bidi w:val="0"/>
+        <w:adjustRightInd/>
+        <w:snapToGrid/>
+        <w:spacing w:before="0" w:after="20" w:line="360" w:lineRule="auto"/>
+        <w:jc w:val="both"/>
+        <w:textAlignment w:val="auto"/>
+        <w:rPr>
+          <w:rFonts w:ascii="宋体" w:hAnsi="宋体" w:eastAsia="宋体"/>
+          <w:sz w:val="24"/>
+          <w:szCs w:val="28"/>
+        </w:rPr>
+      </w:pPr>
+    </w:p>
+    <w:p>
+      <w:pPr>
+        <w:keepNext w:val="0"/>
+        <w:keepLines w:val="0"/>
+        <w:pageBreakBefore w:val="0"/>
+        <w:kinsoku/>
+        <w:wordWrap/>
+        <w:overflowPunct/>
+        <w:topLinePunct w:val="0"/>
+        <w:autoSpaceDE/>
+        <w:autoSpaceDN/>
+        <w:bidi w:val="0"/>
+        <w:adjustRightInd/>
+        <w:snapToGrid/>
+        <w:spacing w:before="0" w:after="20" w:line="360" w:lineRule="auto"/>
+        <w:jc w:val="both"/>
+        <w:textAlignment w:val="auto"/>
+        <w:rPr>
+          <w:rFonts w:ascii="宋体" w:hAnsi="宋体" w:eastAsia="宋体"/>
+          <w:sz w:val="24"/>
+          <w:szCs w:val="28"/>
+        </w:rPr>
+      </w:pPr>
+    </w:p>
+    <w:p>
+      <w:pPr>
+        <w:keepNext w:val="0"/>
+        <w:keepLines w:val="0"/>
+        <w:pageBreakBefore w:val="0"/>
+        <w:kinsoku/>
+        <w:wordWrap/>
+        <w:overflowPunct/>
+        <w:topLinePunct w:val="0"/>
+        <w:autoSpaceDE/>
+        <w:autoSpaceDN/>
+        <w:bidi w:val="0"/>
+        <w:adjustRightInd/>
+        <w:snapToGrid/>
+        <w:spacing w:before="0" w:after="20" w:line="360" w:lineRule="auto"/>
+        <w:jc w:val="both"/>
+        <w:textAlignment w:val="auto"/>
+        <w:rPr>
+          <w:rFonts w:ascii="宋体" w:hAnsi="宋体" w:eastAsia="宋体"/>
+          <w:sz w:val="24"/>
+          <w:szCs w:val="28"/>
+        </w:rPr>
+      </w:pPr>
+    </w:p>
+    <w:p>
+      <w:pPr>
+        <w:keepNext w:val="0"/>
+        <w:keepLines w:val="0"/>
+        <w:pageBreakBefore w:val="0"/>
+        <w:kinsoku/>
+        <w:wordWrap/>
+        <w:overflowPunct/>
+        <w:topLinePunct w:val="0"/>
+        <w:autoSpaceDE/>
+        <w:autoSpaceDN/>
+        <w:bidi w:val="0"/>
+        <w:adjustRightInd/>
+        <w:snapToGrid/>
+        <w:spacing w:before="0" w:after="20" w:line="360" w:lineRule="auto"/>
+        <w:jc w:val="both"/>
+        <w:textAlignment w:val="auto"/>
+        <w:rPr>
+          <w:rFonts w:ascii="宋体" w:hAnsi="宋体" w:eastAsia="宋体"/>
+          <w:sz w:val="24"/>
+          <w:szCs w:val="28"/>
+        </w:rPr>
+      </w:pPr>
     </w:p>
     <w:p>
       <w:pPr>
@@ -381,19 +541,179 @@
         <w:jc w:val="both"/>
         <w:textAlignment w:val="auto"/>
         <w:rPr>
-          <w:sz w:val="28"/>
+          <w:rFonts w:ascii="宋体" w:hAnsi="宋体" w:eastAsia="宋体"/>
+          <w:sz w:val="24"/>
           <w:szCs w:val="28"/>
         </w:rPr>
       </w:pPr>
-      <w:r>
+    </w:p>
+    <w:p>
+      <w:pPr>
+        <w:keepNext w:val="0"/>
+        <w:keepLines w:val="0"/>
+        <w:pageBreakBefore w:val="0"/>
+        <w:kinsoku/>
+        <w:wordWrap/>
+        <w:overflowPunct/>
+        <w:topLinePunct w:val="0"/>
+        <w:autoSpaceDE/>
+        <w:autoSpaceDN/>
+        <w:bidi w:val="0"/>
+        <w:adjustRightInd/>
+        <w:snapToGrid/>
+        <w:spacing w:before="0" w:after="20" w:line="360" w:lineRule="auto"/>
+        <w:jc w:val="both"/>
+        <w:textAlignment w:val="auto"/>
         <w:rPr>
           <w:rFonts w:ascii="宋体" w:hAnsi="宋体" w:eastAsia="宋体"/>
-          <w:b w:val="0"/>
-          <w:sz w:val="22"/>
+          <w:sz w:val="24"/>
           <w:szCs w:val="28"/>
         </w:rPr>
-        <w:t xml:space="preserve">答：______________________________________________________________</w:t>
-      </w:r>
+      </w:pPr>
+    </w:p>
+    <w:p>
+      <w:pPr>
+        <w:keepNext w:val="0"/>
+        <w:keepLines w:val="0"/>
+        <w:pageBreakBefore w:val="0"/>
+        <w:kinsoku/>
+        <w:wordWrap/>
+        <w:overflowPunct/>
+        <w:topLinePunct w:val="0"/>
+        <w:autoSpaceDE/>
+        <w:autoSpaceDN/>
+        <w:bidi w:val="0"/>
+        <w:adjustRightInd/>
+        <w:snapToGrid/>
+        <w:spacing w:before="0" w:after="20" w:line="360" w:lineRule="auto"/>
+        <w:jc w:val="both"/>
+        <w:textAlignment w:val="auto"/>
+        <w:rPr>
+          <w:rFonts w:ascii="宋体" w:hAnsi="宋体" w:eastAsia="宋体"/>
+          <w:sz w:val="24"/>
+          <w:szCs w:val="28"/>
+        </w:rPr>
+      </w:pPr>
+    </w:p>
+    <w:p>
+      <w:pPr>
+        <w:keepNext w:val="0"/>
+        <w:keepLines w:val="0"/>
+        <w:pageBreakBefore w:val="0"/>
+        <w:kinsoku/>
+        <w:wordWrap/>
+        <w:overflowPunct/>
+        <w:topLinePunct w:val="0"/>
+        <w:autoSpaceDE/>
+        <w:autoSpaceDN/>
+        <w:bidi w:val="0"/>
+        <w:adjustRightInd/>
+        <w:snapToGrid/>
+        <w:spacing w:before="0" w:after="20" w:line="360" w:lineRule="auto"/>
+        <w:jc w:val="both"/>
+        <w:textAlignment w:val="auto"/>
+        <w:rPr>
+          <w:rFonts w:ascii="宋体" w:hAnsi="宋体" w:eastAsia="宋体"/>
+          <w:sz w:val="24"/>
+          <w:szCs w:val="28"/>
+        </w:rPr>
+      </w:pPr>
+    </w:p>
+    <w:p>
+      <w:pPr>
+        <w:keepNext w:val="0"/>
+        <w:keepLines w:val="0"/>
+        <w:pageBreakBefore w:val="0"/>
+        <w:kinsoku/>
+        <w:wordWrap/>
+        <w:overflowPunct/>
+        <w:topLinePunct w:val="0"/>
+        <w:autoSpaceDE/>
+        <w:autoSpaceDN/>
+        <w:bidi w:val="0"/>
+        <w:adjustRightInd/>
+        <w:snapToGrid/>
+        <w:spacing w:before="0" w:after="20" w:line="360" w:lineRule="auto"/>
+        <w:jc w:val="both"/>
+        <w:textAlignment w:val="auto"/>
+        <w:rPr>
+          <w:rFonts w:ascii="宋体" w:hAnsi="宋体" w:eastAsia="宋体"/>
+          <w:sz w:val="24"/>
+          <w:szCs w:val="28"/>
+        </w:rPr>
+      </w:pPr>
+    </w:p>
+    <w:p>
+      <w:pPr>
+        <w:keepNext w:val="0"/>
+        <w:keepLines w:val="0"/>
+        <w:pageBreakBefore w:val="0"/>
+        <w:kinsoku/>
+        <w:wordWrap/>
+        <w:overflowPunct/>
+        <w:topLinePunct w:val="0"/>
+        <w:autoSpaceDE/>
+        <w:autoSpaceDN/>
+        <w:bidi w:val="0"/>
+        <w:adjustRightInd/>
+        <w:snapToGrid/>
+        <w:spacing w:before="0" w:after="20" w:line="360" w:lineRule="auto"/>
+        <w:jc w:val="both"/>
+        <w:textAlignment w:val="auto"/>
+        <w:rPr>
+          <w:rFonts w:ascii="宋体" w:hAnsi="宋体" w:eastAsia="宋体"/>
+          <w:sz w:val="24"/>
+          <w:szCs w:val="28"/>
+        </w:rPr>
+      </w:pPr>
+    </w:p>
+    <w:p>
+      <w:pPr>
+        <w:keepNext w:val="0"/>
+        <w:keepLines w:val="0"/>
+        <w:pageBreakBefore w:val="0"/>
+        <w:kinsoku/>
+        <w:wordWrap/>
+        <w:overflowPunct/>
+        <w:topLinePunct w:val="0"/>
+        <w:autoSpaceDE/>
+        <w:autoSpaceDN/>
+        <w:bidi w:val="0"/>
+        <w:adjustRightInd/>
+        <w:snapToGrid/>
+        <w:spacing w:before="0" w:after="20" w:line="360" w:lineRule="auto"/>
+        <w:jc w:val="both"/>
+        <w:textAlignment w:val="auto"/>
+        <w:rPr>
+          <w:rFonts w:ascii="宋体" w:hAnsi="宋体" w:eastAsia="宋体"/>
+          <w:sz w:val="24"/>
+          <w:szCs w:val="28"/>
+        </w:rPr>
+      </w:pPr>
+    </w:p>
+    <w:p>
+      <w:pPr>
+        <w:keepNext w:val="0"/>
+        <w:keepLines w:val="0"/>
+        <w:pageBreakBefore w:val="0"/>
+        <w:kinsoku/>
+        <w:wordWrap/>
+        <w:overflowPunct/>
+        <w:topLinePunct w:val="0"/>
+        <w:autoSpaceDE/>
+        <w:autoSpaceDN/>
+        <w:bidi w:val="0"/>
+        <w:adjustRightInd/>
+        <w:snapToGrid/>
+        <w:spacing w:before="0" w:after="20" w:line="360" w:lineRule="auto"/>
+        <w:jc w:val="both"/>
+        <w:textAlignment w:val="auto"/>
+        <w:rPr>
+          <w:rFonts w:ascii="宋体" w:hAnsi="宋体" w:eastAsia="宋体"/>
+          <w:sz w:val="24"/>
+          <w:szCs w:val="28"/>
+        </w:rPr>
+      </w:pPr>
     </w:p>
     <w:p>
       <w:pPr>
@@ -445,19 +765,179 @@
         <w:jc w:val="both"/>
         <w:textAlignment w:val="auto"/>
         <w:rPr>
-          <w:sz w:val="28"/>
+          <w:rFonts w:ascii="宋体" w:hAnsi="宋体" w:eastAsia="宋体"/>
+          <w:sz w:val="24"/>
           <w:szCs w:val="28"/>
         </w:rPr>
       </w:pPr>
-      <w:r>
+    </w:p>
+    <w:p>
+      <w:pPr>
+        <w:keepNext w:val="0"/>
+        <w:keepLines w:val="0"/>
+        <w:pageBreakBefore w:val="0"/>
+        <w:kinsoku/>
+        <w:wordWrap/>
+        <w:overflowPunct/>
+        <w:topLinePunct w:val="0"/>
+        <w:autoSpaceDE/>
+        <w:autoSpaceDN/>
+        <w:bidi w:val="0"/>
+        <w:adjustRightInd/>
+        <w:snapToGrid/>
+        <w:spacing w:before="0" w:after="20" w:line="360" w:lineRule="auto"/>
+        <w:jc w:val="both"/>
+        <w:textAlignment w:val="auto"/>
         <w:rPr>
           <w:rFonts w:ascii="宋体" w:hAnsi="宋体" w:eastAsia="宋体"/>
-          <w:b w:val="0"/>
-          <w:sz w:val="22"/>
+          <w:sz w:val="24"/>
           <w:szCs w:val="28"/>
         </w:rPr>
-        <w:t xml:space="preserve">答：______________________________________________________________</w:t>
-      </w:r>
+      </w:pPr>
+    </w:p>
+    <w:p>
+      <w:pPr>
+        <w:keepNext w:val="0"/>
+        <w:keepLines w:val="0"/>
+        <w:pageBreakBefore w:val="0"/>
+        <w:kinsoku/>
+        <w:wordWrap/>
+        <w:overflowPunct/>
+        <w:topLinePunct w:val="0"/>
+        <w:autoSpaceDE/>
+        <w:autoSpaceDN/>
+        <w:bidi w:val="0"/>
+        <w:adjustRightInd/>
+        <w:snapToGrid/>
+        <w:spacing w:before="0" w:after="20" w:line="360" w:lineRule="auto"/>
+        <w:jc w:val="both"/>
+        <w:textAlignment w:val="auto"/>
+        <w:rPr>
+          <w:rFonts w:ascii="宋体" w:hAnsi="宋体" w:eastAsia="宋体"/>
+          <w:sz w:val="24"/>
+          <w:szCs w:val="28"/>
+        </w:rPr>
+      </w:pPr>
+    </w:p>
+    <w:p>
+      <w:pPr>
+        <w:keepNext w:val="0"/>
+        <w:keepLines w:val="0"/>
+        <w:pageBreakBefore w:val="0"/>
+        <w:kinsoku/>
+        <w:wordWrap/>
+        <w:overflowPunct/>
+        <w:topLinePunct w:val="0"/>
+        <w:autoSpaceDE/>
+        <w:autoSpaceDN/>
+        <w:bidi w:val="0"/>
+        <w:adjustRightInd/>
+        <w:snapToGrid/>
+        <w:spacing w:before="0" w:after="20" w:line="360" w:lineRule="auto"/>
+        <w:jc w:val="both"/>
+        <w:textAlignment w:val="auto"/>
+        <w:rPr>
+          <w:rFonts w:ascii="宋体" w:hAnsi="宋体" w:eastAsia="宋体"/>
+          <w:sz w:val="24"/>
+          <w:szCs w:val="28"/>
+        </w:rPr>
+      </w:pPr>
+    </w:p>
+    <w:p>
+      <w:pPr>
+        <w:keepNext w:val="0"/>
+        <w:keepLines w:val="0"/>
+        <w:pageBreakBefore w:val="0"/>
+        <w:kinsoku/>
+        <w:wordWrap/>
+        <w:overflowPunct/>
+        <w:topLinePunct w:val="0"/>
+        <w:autoSpaceDE/>
+        <w:autoSpaceDN/>
+        <w:bidi w:val="0"/>
+        <w:adjustRightInd/>
+        <w:snapToGrid/>
+        <w:spacing w:before="0" w:after="20" w:line="360" w:lineRule="auto"/>
+        <w:jc w:val="both"/>
+        <w:textAlignment w:val="auto"/>
+        <w:rPr>
+          <w:rFonts w:ascii="宋体" w:hAnsi="宋体" w:eastAsia="宋体"/>
+          <w:sz w:val="24"/>
+          <w:szCs w:val="28"/>
+        </w:rPr>
+      </w:pPr>
+    </w:p>
+    <w:p>
+      <w:pPr>
+        <w:keepNext w:val="0"/>
+        <w:keepLines w:val="0"/>
+        <w:pageBreakBefore w:val="0"/>
+        <w:kinsoku/>
+        <w:wordWrap/>
+        <w:overflowPunct/>
+        <w:topLinePunct w:val="0"/>
+        <w:autoSpaceDE/>
+        <w:autoSpaceDN/>
+        <w:bidi w:val="0"/>
+        <w:adjustRightInd/>
+        <w:snapToGrid/>
+        <w:spacing w:before="0" w:after="20" w:line="360" w:lineRule="auto"/>
+        <w:jc w:val="both"/>
+        <w:textAlignment w:val="auto"/>
+        <w:rPr>
+          <w:rFonts w:ascii="宋体" w:hAnsi="宋体" w:eastAsia="宋体"/>
+          <w:sz w:val="24"/>
+          <w:szCs w:val="28"/>
+        </w:rPr>
+      </w:pPr>
+    </w:p>
+    <w:p>
+      <w:pPr>
+        <w:keepNext w:val="0"/>
+        <w:keepLines w:val="0"/>
+        <w:pageBreakBefore w:val="0"/>
+        <w:kinsoku/>
+        <w:wordWrap/>
+        <w:overflowPunct/>
+        <w:topLinePunct w:val="0"/>
+        <w:autoSpaceDE/>
+        <w:autoSpaceDN/>
+        <w:bidi w:val="0"/>
+        <w:adjustRightInd/>
+        <w:snapToGrid/>
+        <w:spacing w:before="0" w:after="20" w:line="360" w:lineRule="auto"/>
+        <w:jc w:val="both"/>
+        <w:textAlignment w:val="auto"/>
+        <w:rPr>
+          <w:rFonts w:ascii="宋体" w:hAnsi="宋体" w:eastAsia="宋体"/>
+          <w:sz w:val="24"/>
+          <w:szCs w:val="28"/>
+        </w:rPr>
+      </w:pPr>
+    </w:p>
+    <w:p>
+      <w:pPr>
+        <w:keepNext w:val="0"/>
+        <w:keepLines w:val="0"/>
+        <w:pageBreakBefore w:val="0"/>
+        <w:kinsoku/>
+        <w:wordWrap/>
+        <w:overflowPunct/>
+        <w:topLinePunct w:val="0"/>
+        <w:autoSpaceDE/>
+        <w:autoSpaceDN/>
+        <w:bidi w:val="0"/>
+        <w:adjustRightInd/>
+        <w:snapToGrid/>
+        <w:spacing w:before="0" w:after="20" w:line="360" w:lineRule="auto"/>
+        <w:jc w:val="both"/>
+        <w:textAlignment w:val="auto"/>
+        <w:rPr>
+          <w:rFonts w:ascii="宋体" w:hAnsi="宋体" w:eastAsia="宋体"/>
+          <w:sz w:val="24"/>
+          <w:szCs w:val="28"/>
+        </w:rPr>
+      </w:pPr>
     </w:p>
     <w:p>
       <w:pPr>
@@ -584,7 +1064,7 @@
           <w:sz w:val="24"/>
           <w:szCs w:val="28"/>
         </w:rPr>
-        <w:t xml:space="preserve">1. 请运用行为方程式 B = f ( P , E ) 和强化理论，分析小吴的处理方式无意中强化了什么行为、消退了什么行为，并说明“加强宣导＋绩效扣分”这类对策的有效期为什么这么短。</w:t>
+        <w:t xml:space="preserve">请运用行为方程式 B = f ( P , E ) 和强化理论，分析小吴的处理方式无意中强化了什么行为、消退了什么行为；并说明“加强宣导＋绩效扣分”这类对策的有效期为什么这么短，真正有效的对策应该落在哪一个层次。</w:t>
       </w:r>
     </w:p>
     <w:p>
@@ -605,19 +1085,11 @@
         <w:jc w:val="both"/>
         <w:textAlignment w:val="auto"/>
         <w:rPr>
-          <w:sz w:val="28"/>
+          <w:rFonts w:ascii="宋体" w:hAnsi="宋体" w:eastAsia="宋体"/>
+          <w:sz w:val="24"/>
           <w:szCs w:val="28"/>
         </w:rPr>
       </w:pPr>
-      <w:r>
-        <w:rPr>
-          <w:rFonts w:ascii="宋体" w:hAnsi="宋体" w:eastAsia="宋体"/>
-          <w:b w:val="0"/>
-          <w:sz w:val="24"/>
-          <w:szCs w:val="28"/>
-        </w:rPr>
-        <w:t xml:space="preserve">2. 请把本案例中的问题重新写成一句“可查、可验、可结案”的问题描述，给出一条进入“防错”层次的对策，并说明让这条对策三个月后不反弹的两个具体做法。</w:t>
-      </w:r>
     </w:p>
     <w:p>
       <w:pPr>
@@ -637,19 +1109,155 @@
         <w:jc w:val="both"/>
         <w:textAlignment w:val="auto"/>
         <w:rPr>
-          <w:sz w:val="28"/>
+          <w:rFonts w:ascii="宋体" w:hAnsi="宋体" w:eastAsia="宋体"/>
+          <w:sz w:val="24"/>
           <w:szCs w:val="28"/>
         </w:rPr>
       </w:pPr>
-      <w:r>
+    </w:p>
+    <w:p>
+      <w:pPr>
+        <w:keepNext w:val="0"/>
+        <w:keepLines w:val="0"/>
+        <w:pageBreakBefore w:val="0"/>
+        <w:kinsoku/>
+        <w:wordWrap/>
+        <w:overflowPunct/>
+        <w:topLinePunct w:val="0"/>
+        <w:autoSpaceDE/>
+        <w:autoSpaceDN/>
+        <w:bidi w:val="0"/>
+        <w:adjustRightInd/>
+        <w:snapToGrid/>
+        <w:spacing w:before="0" w:after="20" w:line="360" w:lineRule="auto"/>
+        <w:jc w:val="both"/>
+        <w:textAlignment w:val="auto"/>
         <w:rPr>
           <w:rFonts w:ascii="宋体" w:hAnsi="宋体" w:eastAsia="宋体"/>
-          <w:b w:val="0"/>
-          <w:sz w:val="22"/>
+          <w:sz w:val="24"/>
           <w:szCs w:val="28"/>
         </w:rPr>
-        <w:t xml:space="preserve">答：______________________________________________________________</w:t>
-      </w:r>
+      </w:pPr>
+    </w:p>
+    <w:p>
+      <w:pPr>
+        <w:keepNext w:val="0"/>
+        <w:keepLines w:val="0"/>
+        <w:pageBreakBefore w:val="0"/>
+        <w:kinsoku/>
+        <w:wordWrap/>
+        <w:overflowPunct/>
+        <w:topLinePunct w:val="0"/>
+        <w:autoSpaceDE/>
+        <w:autoSpaceDN/>
+        <w:bidi w:val="0"/>
+        <w:adjustRightInd/>
+        <w:snapToGrid/>
+        <w:spacing w:before="0" w:after="20" w:line="360" w:lineRule="auto"/>
+        <w:jc w:val="both"/>
+        <w:textAlignment w:val="auto"/>
+        <w:rPr>
+          <w:rFonts w:ascii="宋体" w:hAnsi="宋体" w:eastAsia="宋体"/>
+          <w:sz w:val="24"/>
+          <w:szCs w:val="28"/>
+        </w:rPr>
+      </w:pPr>
+    </w:p>
+    <w:p>
+      <w:pPr>
+        <w:keepNext w:val="0"/>
+        <w:keepLines w:val="0"/>
+        <w:pageBreakBefore w:val="0"/>
+        <w:kinsoku/>
+        <w:wordWrap/>
+        <w:overflowPunct/>
+        <w:topLinePunct w:val="0"/>
+        <w:autoSpaceDE/>
+        <w:autoSpaceDN/>
+        <w:bidi w:val="0"/>
+        <w:adjustRightInd/>
+        <w:snapToGrid/>
+        <w:spacing w:before="0" w:after="20" w:line="360" w:lineRule="auto"/>
+        <w:jc w:val="both"/>
+        <w:textAlignment w:val="auto"/>
+        <w:rPr>
+          <w:rFonts w:ascii="宋体" w:hAnsi="宋体" w:eastAsia="宋体"/>
+          <w:sz w:val="24"/>
+          <w:szCs w:val="28"/>
+        </w:rPr>
+      </w:pPr>
+    </w:p>
+    <w:p>
+      <w:pPr>
+        <w:keepNext w:val="0"/>
+        <w:keepLines w:val="0"/>
+        <w:pageBreakBefore w:val="0"/>
+        <w:kinsoku/>
+        <w:wordWrap/>
+        <w:overflowPunct/>
+        <w:topLinePunct w:val="0"/>
+        <w:autoSpaceDE/>
+        <w:autoSpaceDN/>
+        <w:bidi w:val="0"/>
+        <w:adjustRightInd/>
+        <w:snapToGrid/>
+        <w:spacing w:before="0" w:after="20" w:line="360" w:lineRule="auto"/>
+        <w:jc w:val="both"/>
+        <w:textAlignment w:val="auto"/>
+        <w:rPr>
+          <w:rFonts w:ascii="宋体" w:hAnsi="宋体" w:eastAsia="宋体"/>
+          <w:sz w:val="24"/>
+          <w:szCs w:val="28"/>
+        </w:rPr>
+      </w:pPr>
+    </w:p>
+    <w:p>
+      <w:pPr>
+        <w:keepNext w:val="0"/>
+        <w:keepLines w:val="0"/>
+        <w:pageBreakBefore w:val="0"/>
+        <w:kinsoku/>
+        <w:wordWrap/>
+        <w:overflowPunct/>
+        <w:topLinePunct w:val="0"/>
+        <w:autoSpaceDE/>
+        <w:autoSpaceDN/>
+        <w:bidi w:val="0"/>
+        <w:adjustRightInd/>
+        <w:snapToGrid/>
+        <w:spacing w:before="0" w:after="20" w:line="360" w:lineRule="auto"/>
+        <w:jc w:val="both"/>
+        <w:textAlignment w:val="auto"/>
+        <w:rPr>
+          <w:rFonts w:ascii="宋体" w:hAnsi="宋体" w:eastAsia="宋体"/>
+          <w:sz w:val="24"/>
+          <w:szCs w:val="28"/>
+        </w:rPr>
+      </w:pPr>
+    </w:p>
+    <w:p>
+      <w:pPr>
+        <w:keepNext w:val="0"/>
+        <w:keepLines w:val="0"/>
+        <w:pageBreakBefore w:val="0"/>
+        <w:kinsoku/>
+        <w:wordWrap/>
+        <w:overflowPunct/>
+        <w:topLinePunct w:val="0"/>
+        <w:autoSpaceDE/>
+        <w:autoSpaceDN/>
+        <w:bidi w:val="0"/>
+        <w:adjustRightInd/>
+        <w:snapToGrid/>
+        <w:spacing w:before="0" w:after="20" w:line="360" w:lineRule="auto"/>
+        <w:jc w:val="both"/>
+        <w:textAlignment w:val="auto"/>
+        <w:rPr>
+          <w:rFonts w:ascii="宋体" w:hAnsi="宋体" w:eastAsia="宋体"/>
+          <w:sz w:val="24"/>
+          <w:szCs w:val="28"/>
+        </w:rPr>
+      </w:pPr>
     </w:p>
     <w:sectPr>
       <w:pgSz w:w="11906" w:h="16838"/>
